--- a/0801作业2-在上一个作业的主题和表的基础上建立一个全栈项目.docx
+++ b/0801作业2-在上一个作业的主题和表的基础上建立一个全栈项目.docx
@@ -189,56 +189,56 @@
         </w:rPr>
         <w:t>数据库选择使用MySQL数据库</w:t>
       </w:r>
+    </w:p>
+    <w:p>
+      <w:pPr>
+        <w:ind w:firstLine="420" w:firstLineChars="0"/>
+        <w:rPr>
+          <w:rFonts w:hint="default"/>
+          <w:lang w:val="en-US" w:eastAsia="zh-CN"/>
+        </w:rPr>
+      </w:pPr>
+      <w:r>
+        <w:rPr>
+          <w:rFonts w:hint="eastAsia"/>
+          <w:lang w:val="en-US" w:eastAsia="zh-CN"/>
+        </w:rPr>
+        <w:t>Java后端使用的技术为Spring、SpringBoot、SpringMVC、MyBatis、MybatisPlus、Knife4j、Hutool、Sa-Token</w:t>
+      </w:r>
+    </w:p>
+    <w:p>
+      <w:pPr>
+        <w:ind w:firstLine="420" w:firstLineChars="0"/>
+        <w:rPr>
+          <w:rFonts w:hint="default"/>
+          <w:lang w:val="en-US" w:eastAsia="zh-CN"/>
+        </w:rPr>
+      </w:pPr>
+      <w:r>
+        <w:rPr>
+          <w:rFonts w:hint="eastAsia"/>
+          <w:lang w:val="en-US" w:eastAsia="zh-CN"/>
+        </w:rPr>
+        <w:t>Jsp前端使用技术为Vue2.0、ElementUI、Axios</w:t>
+      </w:r>
+    </w:p>
+    <w:p>
+      <w:pPr>
+        <w:ind w:firstLine="420" w:firstLineChars="0"/>
+        <w:rPr>
+          <w:rFonts w:hint="default"/>
+          <w:lang w:val="en-US" w:eastAsia="zh-CN"/>
+        </w:rPr>
+      </w:pPr>
+      <w:r>
+        <w:rPr>
+          <w:rFonts w:hint="eastAsia"/>
+          <w:lang w:val="en-US" w:eastAsia="zh-CN"/>
+        </w:rPr>
+        <w:t>Vue前端使用技术为Vue3.0、ElementPlus、Axios</w:t>
+      </w:r>
       <w:bookmarkStart w:id="0" w:name="_GoBack"/>
       <w:bookmarkEnd w:id="0"/>
-    </w:p>
-    <w:p>
-      <w:pPr>
-        <w:ind w:firstLine="420" w:firstLineChars="0"/>
-        <w:rPr>
-          <w:rFonts w:hint="default"/>
-          <w:lang w:val="en-US" w:eastAsia="zh-CN"/>
-        </w:rPr>
-      </w:pPr>
-      <w:r>
-        <w:rPr>
-          <w:rFonts w:hint="eastAsia"/>
-          <w:lang w:val="en-US" w:eastAsia="zh-CN"/>
-        </w:rPr>
-        <w:t>Java后端使用的技术为Spring、SpringBoot、SpringMVC、MyBatis、MybatisPlus、Knife4j、Hutool、Sa-Token</w:t>
-      </w:r>
-    </w:p>
-    <w:p>
-      <w:pPr>
-        <w:ind w:firstLine="420" w:firstLineChars="0"/>
-        <w:rPr>
-          <w:rFonts w:hint="default"/>
-          <w:lang w:val="en-US" w:eastAsia="zh-CN"/>
-        </w:rPr>
-      </w:pPr>
-      <w:r>
-        <w:rPr>
-          <w:rFonts w:hint="eastAsia"/>
-          <w:lang w:val="en-US" w:eastAsia="zh-CN"/>
-        </w:rPr>
-        <w:t>Jsp前端使用技术为Vue2.0、ElementUI</w:t>
-      </w:r>
-    </w:p>
-    <w:p>
-      <w:pPr>
-        <w:ind w:firstLine="420" w:firstLineChars="0"/>
-        <w:rPr>
-          <w:rFonts w:hint="default"/>
-          <w:lang w:val="en-US" w:eastAsia="zh-CN"/>
-        </w:rPr>
-      </w:pPr>
-      <w:r>
-        <w:rPr>
-          <w:rFonts w:hint="eastAsia"/>
-          <w:lang w:val="en-US" w:eastAsia="zh-CN"/>
-        </w:rPr>
-        <w:t>Vue前端使用技术为Vue3.0、ElementPlus</w:t>
-      </w:r>
     </w:p>
     <w:p>
       <w:pPr>
